--- a/resources/student-study-guide/Design 1 - Student Study Guide (Visual Notebook Style).docx
+++ b/resources/student-study-guide/Design 1 - Student Study Guide (Visual Notebook Style).docx
@@ -2196,7 +2196,7 @@
           <w:sz w:val="22"/>
           <w:szCs w:val="22"/>
         </w:rPr>
-        <w:t xml:space="preserve">With his skeleton ready, Zayd started on his homepage. He used one h1 for his site title and h2s for each new section, careful never to skip a level just because a smaller heading looked better in the moment.</w:t>
+        <w:t xml:space="preserve">With his skeleton ready, Zayd started on his homepage. He used one h1 for his main heading and h2s for each new section, careful never to skip a level just because a smaller heading looked better in the moment.</w:t>
       </w:r>
     </w:p>
     <w:p>
@@ -2416,7 +2416,7 @@
           <w:sz w:val="19"/>
           <w:szCs w:val="19"/>
         </w:rPr>
-        <w:t xml:space="preserve">A title tag (h1 through h6) that labels a page or section. h1 is most important, h6 least.</w:t>
+        <w:t xml:space="preserve">A heading tag (h1 through h6) that labels a page or section. h1 is most important, h6 least. Not the same as the title tag.</w:t>
       </w:r>
     </w:p>
     <w:p>
@@ -8154,7 +8154,7 @@
           <w:sz w:val="19"/>
           <w:szCs w:val="19"/>
         </w:rPr>
-        <w:t xml:space="preserve">A title tag (h1 through h6) that labels a page or section.</w:t>
+        <w:t xml:space="preserve">A heading tag (h1 through h6) that labels a page or section. Not the same as the title tag.</w:t>
       </w:r>
     </w:p>
     <w:p>

--- a/resources/student-study-guide/Design 1 - Student Study Guide (Visual Notebook Style).docx
+++ b/resources/student-study-guide/Design 1 - Student Study Guide (Visual Notebook Style).docx
@@ -2196,7 +2196,7 @@
           <w:sz w:val="22"/>
           <w:szCs w:val="22"/>
         </w:rPr>
-        <w:t xml:space="preserve">With his skeleton ready, Zayd started on his homepage. He used one h1 for his main heading and h2s for each new section, careful never to skip a level just because a smaller heading looked better in the moment.</w:t>
+        <w:t xml:space="preserve">With his skeleton ready, Zayd started on his homepage. He used one h1 for his site title and h2s for each new section, careful never to skip a level just because a smaller heading looked better in the moment.</w:t>
       </w:r>
     </w:p>
     <w:p>
@@ -2416,7 +2416,7 @@
           <w:sz w:val="19"/>
           <w:szCs w:val="19"/>
         </w:rPr>
-        <w:t xml:space="preserve">A heading tag (h1 through h6) that labels a page or section. h1 is most important, h6 least. Not the same as the title tag.</w:t>
+        <w:t xml:space="preserve">A title tag (h1 through h6) that labels a page or section. h1 is most important, h6 least.</w:t>
       </w:r>
     </w:p>
     <w:p>
@@ -8154,7 +8154,7 @@
           <w:sz w:val="19"/>
           <w:szCs w:val="19"/>
         </w:rPr>
-        <w:t xml:space="preserve">A heading tag (h1 through h6) that labels a page or section. Not the same as the title tag.</w:t>
+        <w:t xml:space="preserve">A title tag (h1 through h6) that labels a page or section.</w:t>
       </w:r>
     </w:p>
     <w:p>

--- a/resources/student-study-guide/Design 1 - Student Study Guide (Visual Notebook Style).docx
+++ b/resources/student-study-guide/Design 1 - Student Study Guide (Visual Notebook Style).docx
@@ -2196,7 +2196,7 @@
           <w:sz w:val="22"/>
           <w:szCs w:val="22"/>
         </w:rPr>
-        <w:t xml:space="preserve">With his skeleton ready, Zayd started on his homepage. He used one h1 for his site title and h2s for each new section, careful never to skip a level just because a smaller heading looked better in the moment.</w:t>
+        <w:t xml:space="preserve">With his skeleton ready, Zayd started on his homepage. He used one h1 for his main heading and h2s for each new section, careful never to skip a level just because a smaller heading looked better in the moment.</w:t>
       </w:r>
     </w:p>
     <w:p>
@@ -2416,7 +2416,7 @@
           <w:sz w:val="19"/>
           <w:szCs w:val="19"/>
         </w:rPr>
-        <w:t xml:space="preserve">A title tag (h1 through h6) that labels a page or section. h1 is most important, h6 least.</w:t>
+        <w:t xml:space="preserve">A heading tag (h1 through h6) that labels a page or section. h1 is most important, h6 least.</w:t>
       </w:r>
     </w:p>
     <w:p>
@@ -8154,7 +8154,7 @@
           <w:sz w:val="19"/>
           <w:szCs w:val="19"/>
         </w:rPr>
-        <w:t xml:space="preserve">A title tag (h1 through h6) that labels a page or section.</w:t>
+        <w:t xml:space="preserve">A heading tag (h1 through h6) that labels a page or section.</w:t>
       </w:r>
     </w:p>
     <w:p>
